--- a/manuscript/qang_rfc_v2.docx
+++ b/manuscript/qang_rfc_v2.docx
@@ -157,7 +157,7 @@
         <w:pStyle w:val="Date"/>
       </w:pPr>
       <w:r>
-        <w:t>Revised 29 September 2026. Version 1: 19 September 2026, doi:10.5281/zenodo.22845682</w:t>
+        <w:t>Revised 30 September 2026. Version 1: 19 September 2026, doi:10.5281/zenodo.22845682</w:t>
       </w:r>
     </w:p>
     <w:p>
@@ -3461,7 +3461,7 @@
       </w:r>
     </w:p>
     <w:bookmarkEnd w:id="30"/>
-    <w:bookmarkStart w:id="40" w:name="acknowledgments-and-use-of-ai-tools"/>
+    <w:bookmarkStart w:id="41" w:name="acknowledgments-and-use-of-ai-tools"/>
     <w:p>
       <w:pPr>
         <w:pStyle w:val="Heading1"/>
@@ -3490,7 +3490,7 @@
         <w:t xml:space="preserve">AI-assisted output.</w:t>
       </w:r>
     </w:p>
-    <w:bookmarkStart w:id="39" w:name="refs"/>
+    <w:bookmarkStart w:id="40" w:name="refs"/>
     <w:bookmarkStart w:id="32" w:name="ref-monteverde2026qang"/>
     <w:p>
       <w:pPr>
@@ -3632,7 +3632,7 @@
       </w:r>
     </w:p>
     <w:bookmarkEnd w:id="34"/>
-    <w:bookmarkStart w:id="35" w:name="ref-monteverde2026witness"/>
+    <w:bookmarkStart w:id="36" w:name="ref-monteverde2026witness"/>
     <w:p>
       <w:pPr>
         <w:pStyle w:val="Bibliography"/>
@@ -3653,57 +3653,78 @@
         <w:t xml:space="preserve"> </w:t>
       </w:r>
       <w:r>
-        <w:t xml:space="preserve">“The register-mean polar bias as a symmetry witness: Error mitigation, constrained optimization and qubit characterization in qg units.”</w:t>
-      </w:r>
-      <w:r>
-        <w:t xml:space="preserve"> </w:t>
-      </w:r>
-      <w:r>
-        <w:t xml:space="preserve">2026.</w:t>
-      </w:r>
-    </w:p>
-    <w:bookmarkEnd w:id="35"/>
-    <w:bookmarkStart w:id="36" w:name="ref-monteverde2026leakage"/>
-    <w:p>
-      <w:pPr>
-        <w:pStyle w:val="Bibliography"/>
-      </w:pPr>
-      <w:r>
-        <w:t xml:space="preserve">[5]</w:t>
-      </w:r>
-      <w:r>
-        <w:t xml:space="preserve"> </w:t>
-      </w:r>
-      <w:r>
-        <w:t xml:space="preserve">	</w:t>
-      </w:r>
-      <w:r>
-        <w:t xml:space="preserve">V. H. Monteverde,</w:t>
-      </w:r>
-      <w:r>
-        <w:t xml:space="preserve"> </w:t>
-      </w:r>
-      <w:r>
-        <w:t xml:space="preserve">“When does a three-level readout help? Leakage flags, erasure qubits and the qg</w:t>
-      </w:r>
-      <w:r>
-        <w:t xml:space="preserve"> </w:t>
-      </w:r>
-      <w:r>
-        <w:t xml:space="preserve">T1</w:t>
-      </w:r>
-      <w:r>
-        <w:t xml:space="preserve">-aware decoder.”</w:t>
-      </w:r>
-      <w:r>
-        <w:t xml:space="preserve"> </w:t>
-      </w:r>
-      <w:r>
-        <w:t xml:space="preserve">2026.</w:t>
+        <w:t xml:space="preserve">“The register-mean polar bias as a symmetry witness: Error mitigation, constrained optimization and qubit characterization in qg units,”</w:t>
+      </w:r>
+      <w:r>
+        <w:t xml:space="preserve"> </w:t>
+      </w:r>
+      <w:r>
+        <w:rPr>
+          <w:iCs/>
+          <w:i/>
+        </w:rPr>
+        <w:t xml:space="preserve">Zenodo preprint</w:t>
+      </w:r>
+      <w:r>
+        <w:t xml:space="preserve">, 2026, doi:</w:t>
+      </w:r>
+      <w:r>
+        <w:t xml:space="preserve"> </w:t>
+      </w:r>
+      <w:hyperlink r:id="rId35">
+        <w:r>
+          <w:rPr>
+            <w:rStyle w:val="Hyperlink"/>
+          </w:rPr>
+          <w:t xml:space="preserve">10.5281/zenodo.23036963</w:t>
+        </w:r>
+      </w:hyperlink>
+      <w:r>
+        <w:t xml:space="preserve">.</w:t>
       </w:r>
     </w:p>
     <w:bookmarkEnd w:id="36"/>
-    <w:bookmarkStart w:id="38" w:name="ref-higgott2022pymatching"/>
+    <w:bookmarkStart w:id="37" w:name="ref-monteverde2026leakage"/>
+    <w:p>
+      <w:pPr>
+        <w:pStyle w:val="Bibliography"/>
+      </w:pPr>
+      <w:r>
+        <w:t xml:space="preserve">[5]</w:t>
+      </w:r>
+      <w:r>
+        <w:t xml:space="preserve"> </w:t>
+      </w:r>
+      <w:r>
+        <w:t xml:space="preserve">	</w:t>
+      </w:r>
+      <w:r>
+        <w:t xml:space="preserve">V. H. Monteverde,</w:t>
+      </w:r>
+      <w:r>
+        <w:t xml:space="preserve"> </w:t>
+      </w:r>
+      <w:r>
+        <w:t xml:space="preserve">“When does a three-level readout help? Leakage flags, erasure qubits and the qg</w:t>
+      </w:r>
+      <w:r>
+        <w:t xml:space="preserve"> </w:t>
+      </w:r>
+      <w:r>
+        <w:t xml:space="preserve">T1</w:t>
+      </w:r>
+      <w:r>
+        <w:t xml:space="preserve">-aware decoder.”</w:t>
+      </w:r>
+      <w:r>
+        <w:t xml:space="preserve"> </w:t>
+      </w:r>
+      <w:r>
+        <w:t xml:space="preserve">2026.</w:t>
+      </w:r>
+    </w:p>
+    <w:bookmarkEnd w:id="37"/>
+    <w:bookmarkStart w:id="39" w:name="ref-higgott2022pymatching"/>
     <w:p>
       <w:pPr>
         <w:pStyle w:val="Bibliography"/>
@@ -3760,7 +3781,7 @@
       <w:r>
         <w:t xml:space="preserve"> </w:t>
       </w:r>
-      <w:hyperlink r:id="rId37">
+      <w:hyperlink r:id="rId38">
         <w:r>
           <w:rPr>
             <w:rStyle w:val="Hyperlink"/>
@@ -3772,9 +3793,9 @@
         <w:t xml:space="preserve">.</w:t>
       </w:r>
     </w:p>
-    <w:bookmarkEnd w:id="38"/>
     <w:bookmarkEnd w:id="39"/>
     <w:bookmarkEnd w:id="40"/>
+    <w:bookmarkEnd w:id="41"/>
     <w:sectPr>
       <w:footerReference w:type="default" r:id="rId9"/>
       <w:pgSz w:w="11906" w:h="16838"/>

--- a/manuscript/qang_rfc_v2.docx
+++ b/manuscript/qang_rfc_v2.docx
@@ -3462,34 +3462,6 @@
     </w:p>
     <w:bookmarkEnd w:id="30"/>
     <w:bookmarkStart w:id="41" w:name="acknowledgments-and-use-of-ai-tools"/>
-    <w:p>
-      <w:pPr>
-        <w:pStyle w:val="Heading1"/>
-      </w:pPr>
-      <w:r>
-        <w:t xml:space="preserve">Acknowledgments and use of AI tools</w:t>
-      </w:r>
-    </w:p>
-    <w:p>
-      <w:pPr>
-        <w:pStyle w:val="FirstParagraph"/>
-      </w:pPr>
-      <w:r>
-        <w:t xml:space="preserve">Generative AI tools (Anthropic Claude Opus 5.5) assisted with code, numerical experiments, tests and</w:t>
-      </w:r>
-      <w:r>
-        <w:t xml:space="preserve"> </w:t>
-      </w:r>
-      <w:r>
-        <w:t xml:space="preserve">drafting. The author framed the questions, made the design decisions, and reviewed and validated all</w:t>
-      </w:r>
-      <w:r>
-        <w:t xml:space="preserve"> </w:t>
-      </w:r>
-      <w:r>
-        <w:t xml:space="preserve">AI-assisted output.</w:t>
-      </w:r>
-    </w:p>
     <w:bookmarkStart w:id="40" w:name="refs"/>
     <w:bookmarkStart w:id="32" w:name="ref-monteverde2026qang"/>
     <w:p>
